--- a/2026 SIWES/ACC/KHADIJA ADESHINA.docx
+++ b/2026 SIWES/ACC/KHADIJA ADESHINA.docx
@@ -419,19 +419,7 @@
           <w:szCs w:val="28"/>
           <w:lang w:val="en-GB"/>
         </w:rPr>
-        <w:t>KHADIJA ADESHINA</w:t>
-      </w:r>
-      <w:r>
-        <w:rPr>
-          <w:rFonts w:ascii="Times New Roman" w:hAnsi="Times New Roman" w:cs="Times New Roman"/>
-          <w:b/>
-          <w:bCs/>
-          <w:color w:val="1A1A1A" w:themeColor="background1" w:themeShade="1A"/>
-          <w:sz w:val="28"/>
-          <w:szCs w:val="28"/>
-          <w:lang w:val="en-GB"/>
-        </w:rPr>
-        <w:t xml:space="preserve"> </w:t>
+        <w:t xml:space="preserve">KHADIJA ADESHINA </w:t>
       </w:r>
     </w:p>
     <w:p>
@@ -627,7 +615,18 @@
           <w:sz w:val="28"/>
           <w:szCs w:val="28"/>
         </w:rPr>
-        <w:t>MARCH, 202</w:t>
+        <w:t>JUNE</w:t>
+      </w:r>
+      <w:r>
+        <w:rPr>
+          <w:rFonts w:ascii="Times New Roman" w:hAnsi="Times New Roman" w:cs="Times New Roman"/>
+          <w:b/>
+          <w:bCs/>
+          <w:color w:val="1A1A1A" w:themeColor="background1" w:themeShade="1A"/>
+          <w:sz w:val="28"/>
+          <w:szCs w:val="28"/>
+        </w:rPr>
+        <w:t>, 202</w:t>
       </w:r>
       <w:bookmarkEnd w:id="0"/>
       <w:r>
@@ -772,18 +771,7 @@
           <w:sz w:val="28"/>
           <w:szCs w:val="28"/>
         </w:rPr>
-        <w:t>NIGERIAN ARMY</w:t>
-      </w:r>
-      <w:r>
-        <w:rPr>
-          <w:rFonts w:ascii="Times New Roman" w:hAnsi="Times New Roman" w:cs="Times New Roman"/>
-          <w:b/>
-          <w:bCs/>
-          <w:color w:val="1A1A1A" w:themeColor="background1" w:themeShade="1A"/>
-          <w:sz w:val="28"/>
-          <w:szCs w:val="28"/>
-        </w:rPr>
-        <w:t xml:space="preserve"> BARACKS</w:t>
+        <w:t>NIGERIAN ARMY BARACKS</w:t>
       </w:r>
       <w:r>
         <w:rPr>
@@ -1029,19 +1017,7 @@
           <w:szCs w:val="28"/>
           <w:lang w:val="en-GB"/>
         </w:rPr>
-        <w:t>KHADIJA ADESHINA</w:t>
-      </w:r>
-      <w:r>
-        <w:rPr>
-          <w:rFonts w:ascii="Times New Roman" w:hAnsi="Times New Roman" w:cs="Times New Roman"/>
-          <w:b/>
-          <w:bCs/>
-          <w:color w:val="1A1A1A" w:themeColor="background1" w:themeShade="1A"/>
-          <w:sz w:val="28"/>
-          <w:szCs w:val="28"/>
-          <w:lang w:val="en-GB"/>
-        </w:rPr>
-        <w:t xml:space="preserve"> </w:t>
+        <w:t xml:space="preserve">KHADIJA ADESHINA </w:t>
       </w:r>
     </w:p>
     <w:p>
@@ -1351,7 +1327,18 @@
           <w:sz w:val="28"/>
           <w:szCs w:val="28"/>
         </w:rPr>
-        <w:t>MARCH, 2026</w:t>
+        <w:t>JUNE</w:t>
+      </w:r>
+      <w:r>
+        <w:rPr>
+          <w:rFonts w:ascii="Times New Roman" w:hAnsi="Times New Roman" w:cs="Times New Roman"/>
+          <w:b/>
+          <w:bCs/>
+          <w:color w:val="1A1A1A" w:themeColor="background1" w:themeShade="1A"/>
+          <w:sz w:val="28"/>
+          <w:szCs w:val="28"/>
+        </w:rPr>
+        <w:t>, 2026</w:t>
       </w:r>
     </w:p>
     <w:p>
@@ -6663,27 +6650,7 @@
           <w:sz w:val="28"/>
           <w:szCs w:val="28"/>
         </w:rPr>
-        <w:t xml:space="preserve">During the SIWES </w:t>
-      </w:r>
-      <w:proofErr w:type="spellStart"/>
-      <w:r>
-        <w:rPr>
-          <w:rFonts w:ascii="Times New Roman" w:eastAsia="Times New Roman" w:hAnsi="Times New Roman" w:cs="Times New Roman"/>
-          <w:color w:val="1A1A1A" w:themeColor="background1" w:themeShade="1A"/>
-          <w:sz w:val="28"/>
-          <w:szCs w:val="28"/>
-        </w:rPr>
-        <w:t>programme</w:t>
-      </w:r>
-      <w:proofErr w:type="spellEnd"/>
-      <w:r>
-        <w:rPr>
-          <w:rFonts w:ascii="Times New Roman" w:eastAsia="Times New Roman" w:hAnsi="Times New Roman" w:cs="Times New Roman"/>
-          <w:color w:val="1A1A1A" w:themeColor="background1" w:themeShade="1A"/>
-          <w:sz w:val="28"/>
-          <w:szCs w:val="28"/>
-        </w:rPr>
-        <w:t>, the cash book was used in the accounts department to keep track of all cash inflows and outflows. Proper maintenance of the cash book helped the organization monitor its financial position and ensure that all cash transactions were properly documented.</w:t>
+        <w:t>During the SIWES programme, the cash book was used in the accounts department to keep track of all cash inflows and outflows. Proper maintenance of the cash book helped the organization monitor its financial position and ensure that all cash transactions were properly documented.</w:t>
       </w:r>
     </w:p>
     <w:p>
@@ -7333,27 +7300,7 @@
           <w:sz w:val="28"/>
           <w:szCs w:val="28"/>
         </w:rPr>
-        <w:t xml:space="preserve">Through participation in cash book management during the SIWES </w:t>
-      </w:r>
-      <w:proofErr w:type="spellStart"/>
-      <w:r>
-        <w:rPr>
-          <w:rFonts w:ascii="Times New Roman" w:eastAsia="Times New Roman" w:hAnsi="Times New Roman" w:cs="Times New Roman"/>
-          <w:color w:val="1A1A1A" w:themeColor="background1" w:themeShade="1A"/>
-          <w:sz w:val="28"/>
-          <w:szCs w:val="28"/>
-        </w:rPr>
-        <w:t>programme</w:t>
-      </w:r>
-      <w:proofErr w:type="spellEnd"/>
-      <w:r>
-        <w:rPr>
-          <w:rFonts w:ascii="Times New Roman" w:eastAsia="Times New Roman" w:hAnsi="Times New Roman" w:cs="Times New Roman"/>
-          <w:color w:val="1A1A1A" w:themeColor="background1" w:themeShade="1A"/>
-          <w:sz w:val="28"/>
-          <w:szCs w:val="28"/>
-        </w:rPr>
-        <w:t>, practical knowledge was gained on how organizations maintain records of cash transactions. The experience also helped in understanding the importance of accuracy, proper documentation, and financial control in accounting operations.</w:t>
+        <w:t>Through participation in cash book management during the SIWES programme, practical knowledge was gained on how organizations maintain records of cash transactions. The experience also helped in understanding the importance of accuracy, proper documentation, and financial control in accounting operations.</w:t>
       </w:r>
     </w:p>
     <w:p>
@@ -7707,27 +7654,7 @@
           <w:sz w:val="28"/>
           <w:szCs w:val="28"/>
         </w:rPr>
-        <w:t xml:space="preserve">During the SIWES </w:t>
-      </w:r>
-      <w:proofErr w:type="spellStart"/>
-      <w:r>
-        <w:rPr>
-          <w:rFonts w:ascii="Times New Roman" w:eastAsia="Times New Roman" w:hAnsi="Times New Roman" w:cs="Times New Roman"/>
-          <w:color w:val="1A1A1A" w:themeColor="background1" w:themeShade="1A"/>
-          <w:sz w:val="28"/>
-          <w:szCs w:val="28"/>
-        </w:rPr>
-        <w:t>programme</w:t>
-      </w:r>
-      <w:proofErr w:type="spellEnd"/>
-      <w:r>
-        <w:rPr>
-          <w:rFonts w:ascii="Times New Roman" w:eastAsia="Times New Roman" w:hAnsi="Times New Roman" w:cs="Times New Roman"/>
-          <w:color w:val="1A1A1A" w:themeColor="background1" w:themeShade="1A"/>
-          <w:sz w:val="28"/>
-          <w:szCs w:val="28"/>
-        </w:rPr>
-        <w:t>, the following steps were followed when working with bank statements:</w:t>
+        <w:t>During the SIWES programme, the following steps were followed when working with bank statements:</w:t>
       </w:r>
     </w:p>
     <w:p>
@@ -8066,27 +7993,7 @@
           <w:sz w:val="28"/>
           <w:szCs w:val="28"/>
         </w:rPr>
-        <w:t xml:space="preserve">During the SIWES </w:t>
-      </w:r>
-      <w:proofErr w:type="spellStart"/>
-      <w:r>
-        <w:rPr>
-          <w:rFonts w:ascii="Times New Roman" w:eastAsia="Times New Roman" w:hAnsi="Times New Roman" w:cs="Times New Roman"/>
-          <w:color w:val="1A1A1A" w:themeColor="background1" w:themeShade="1A"/>
-          <w:sz w:val="28"/>
-          <w:szCs w:val="28"/>
-        </w:rPr>
-        <w:t>programme</w:t>
-      </w:r>
-      <w:proofErr w:type="spellEnd"/>
-      <w:r>
-        <w:rPr>
-          <w:rFonts w:ascii="Times New Roman" w:eastAsia="Times New Roman" w:hAnsi="Times New Roman" w:cs="Times New Roman"/>
-          <w:color w:val="1A1A1A" w:themeColor="background1" w:themeShade="1A"/>
-          <w:sz w:val="28"/>
-          <w:szCs w:val="28"/>
-        </w:rPr>
-        <w:t>, financial reports were prepared in the accounts department to summarize the financial transactions carried out within a particular period. These reports were used by management to evaluate the financial performance of the organization and plan future activities.</w:t>
+        <w:t>During the SIWES programme, financial reports were prepared in the accounts department to summarize the financial transactions carried out within a particular period. These reports were used by management to evaluate the financial performance of the organization and plan future activities.</w:t>
       </w:r>
     </w:p>
     <w:p>
@@ -8737,27 +8644,7 @@
           <w:sz w:val="28"/>
           <w:szCs w:val="28"/>
         </w:rPr>
-        <w:t xml:space="preserve">Through participation in the preparation and review of financial reports during the SIWES </w:t>
-      </w:r>
-      <w:proofErr w:type="spellStart"/>
-      <w:r>
-        <w:rPr>
-          <w:rFonts w:ascii="Times New Roman" w:eastAsia="Times New Roman" w:hAnsi="Times New Roman" w:cs="Times New Roman"/>
-          <w:color w:val="1A1A1A" w:themeColor="background1" w:themeShade="1A"/>
-          <w:sz w:val="28"/>
-          <w:szCs w:val="28"/>
-        </w:rPr>
-        <w:t>programme</w:t>
-      </w:r>
-      <w:proofErr w:type="spellEnd"/>
-      <w:r>
-        <w:rPr>
-          <w:rFonts w:ascii="Times New Roman" w:eastAsia="Times New Roman" w:hAnsi="Times New Roman" w:cs="Times New Roman"/>
-          <w:color w:val="1A1A1A" w:themeColor="background1" w:themeShade="1A"/>
-          <w:sz w:val="28"/>
-          <w:szCs w:val="28"/>
-        </w:rPr>
-        <w:t>, practical knowledge was gained on how organizations summarize financial information and evaluate their financial performance. The experience also helped in understanding the importance of accuracy, proper documentation, and analysis in financial reporting.</w:t>
+        <w:t>Through participation in the preparation and review of financial reports during the SIWES programme, practical knowledge was gained on how organizations summarize financial information and evaluate their financial performance. The experience also helped in understanding the importance of accuracy, proper documentation, and analysis in financial reporting.</w:t>
       </w:r>
     </w:p>
     <w:p>
@@ -8846,27 +8733,7 @@
           <w:sz w:val="28"/>
           <w:szCs w:val="28"/>
         </w:rPr>
-        <w:t xml:space="preserve">During the SIWES </w:t>
-      </w:r>
-      <w:proofErr w:type="spellStart"/>
-      <w:r>
-        <w:rPr>
-          <w:rFonts w:ascii="Times New Roman" w:eastAsia="Times New Roman" w:hAnsi="Times New Roman" w:cs="Times New Roman"/>
-          <w:color w:val="1A1A1A" w:themeColor="background1" w:themeShade="1A"/>
-          <w:sz w:val="28"/>
-          <w:szCs w:val="28"/>
-        </w:rPr>
-        <w:t>programme</w:t>
-      </w:r>
-      <w:proofErr w:type="spellEnd"/>
-      <w:r>
-        <w:rPr>
-          <w:rFonts w:ascii="Times New Roman" w:eastAsia="Times New Roman" w:hAnsi="Times New Roman" w:cs="Times New Roman"/>
-          <w:color w:val="1A1A1A" w:themeColor="background1" w:themeShade="1A"/>
-          <w:sz w:val="28"/>
-          <w:szCs w:val="28"/>
-        </w:rPr>
-        <w:t>, budgeting activities were observed in the accounts department as part of the organization’s financial management process. The budget helped management plan future expenditures, control costs, and ensure that financial resources were utilized efficiently.</w:t>
+        <w:t>During the SIWES programme, budgeting activities were observed in the accounts department as part of the organization’s financial management process. The budget helped management plan future expenditures, control costs, and ensure that financial resources were utilized efficiently.</w:t>
       </w:r>
     </w:p>
     <w:p>
@@ -9527,27 +9394,7 @@
           <w:sz w:val="28"/>
           <w:szCs w:val="28"/>
         </w:rPr>
-        <w:t xml:space="preserve">Through exposure to budgeting activities during the SIWES </w:t>
-      </w:r>
-      <w:proofErr w:type="spellStart"/>
-      <w:r>
-        <w:rPr>
-          <w:rFonts w:ascii="Times New Roman" w:eastAsia="Times New Roman" w:hAnsi="Times New Roman" w:cs="Times New Roman"/>
-          <w:color w:val="1A1A1A" w:themeColor="background1" w:themeShade="1A"/>
-          <w:sz w:val="28"/>
-          <w:szCs w:val="28"/>
-        </w:rPr>
-        <w:t>programme</w:t>
-      </w:r>
-      <w:proofErr w:type="spellEnd"/>
-      <w:r>
-        <w:rPr>
-          <w:rFonts w:ascii="Times New Roman" w:eastAsia="Times New Roman" w:hAnsi="Times New Roman" w:cs="Times New Roman"/>
-          <w:color w:val="1A1A1A" w:themeColor="background1" w:themeShade="1A"/>
-          <w:sz w:val="28"/>
-          <w:szCs w:val="28"/>
-        </w:rPr>
-        <w:t>, practical knowledge was gained on how organizations plan and control their financial resources. The experience also helped in understanding how budgeting helps organizations manage their income and expenses effectively while working towards achieving their financial objectives.</w:t>
+        <w:t>Through exposure to budgeting activities during the SIWES programme, practical knowledge was gained on how organizations plan and control their financial resources. The experience also helped in understanding how budgeting helps organizations manage their income and expenses effectively while working towards achieving their financial objectives.</w:t>
       </w:r>
     </w:p>
     <w:p>
@@ -9857,25 +9704,14 @@
       <w:bookmarkEnd w:id="69"/>
       <w:bookmarkEnd w:id="70"/>
       <w:bookmarkEnd w:id="71"/>
-      <w:proofErr w:type="gramStart"/>
-      <w:r>
-        <w:rPr>
-          <w:rFonts w:ascii="Times New Roman" w:hAnsi="Times New Roman" w:cs="Times New Roman"/>
-          <w:color w:val="1A1A1A" w:themeColor="background1" w:themeShade="1A"/>
-          <w:sz w:val="28"/>
-          <w:szCs w:val="28"/>
-        </w:rPr>
-        <w:t>are</w:t>
-      </w:r>
-      <w:proofErr w:type="gramEnd"/>
-      <w:r>
-        <w:rPr>
-          <w:rFonts w:ascii="Times New Roman" w:hAnsi="Times New Roman" w:cs="Times New Roman"/>
-          <w:color w:val="1A1A1A" w:themeColor="background1" w:themeShade="1A"/>
-          <w:sz w:val="28"/>
-          <w:szCs w:val="28"/>
-        </w:rPr>
-        <w:t>:</w:t>
+      <w:r>
+        <w:rPr>
+          <w:rFonts w:ascii="Times New Roman" w:hAnsi="Times New Roman" w:cs="Times New Roman"/>
+          <w:color w:val="1A1A1A" w:themeColor="background1" w:themeShade="1A"/>
+          <w:sz w:val="28"/>
+          <w:szCs w:val="28"/>
+        </w:rPr>
+        <w:t>are:</w:t>
       </w:r>
     </w:p>
     <w:p>
@@ -9929,27 +9765,7 @@
           <w:sz w:val="28"/>
           <w:szCs w:val="28"/>
         </w:rPr>
-        <w:t xml:space="preserve">The institution supervisor should be from the </w:t>
-      </w:r>
-      <w:proofErr w:type="gramStart"/>
-      <w:r>
-        <w:rPr>
-          <w:rFonts w:ascii="Times New Roman" w:hAnsi="Times New Roman" w:cs="Times New Roman"/>
-          <w:color w:val="1A1A1A" w:themeColor="background1" w:themeShade="1A"/>
-          <w:sz w:val="28"/>
-          <w:szCs w:val="28"/>
-        </w:rPr>
-        <w:t>students</w:t>
-      </w:r>
-      <w:proofErr w:type="gramEnd"/>
-      <w:r>
-        <w:rPr>
-          <w:rFonts w:ascii="Times New Roman" w:hAnsi="Times New Roman" w:cs="Times New Roman"/>
-          <w:color w:val="1A1A1A" w:themeColor="background1" w:themeShade="1A"/>
-          <w:sz w:val="28"/>
-          <w:szCs w:val="28"/>
-        </w:rPr>
-        <w:t xml:space="preserve"> department so as to be able to dictate any fault.</w:t>
+        <w:t>The institution supervisor should be from the students department so as to be able to dictate any fault.</w:t>
       </w:r>
     </w:p>
     <w:p>
